--- a/whatsapp otp.docx
+++ b/whatsapp otp.docx
@@ -940,6 +940,47 @@
     <w:semiHidden/>
     <w:unhideWhenUsed/>
   </w:style>
+  <w:style w:type="paragraph" w:styleId="NormalWeb">
+    <w:name w:val="Normal (Web)"/>
+    <w:basedOn w:val="Normal"/>
+    <w:uiPriority w:val="99"/>
+    <w:semiHidden/>
+    <w:unhideWhenUsed/>
+    <w:rsid w:val="00B2377D"/>
+    <w:pPr>
+      <w:spacing w:before="100" w:beforeAutospacing="1" w:after="100" w:afterAutospacing="1" w:line="240" w:lineRule="auto"/>
+    </w:pPr>
+    <w:rPr>
+      <w:rFonts w:ascii="Times New Roman" w:eastAsia="Times New Roman" w:hAnsi="Times New Roman" w:cs="Times New Roman"/>
+      <w:sz w:val="24"/>
+      <w:szCs w:val="24"/>
+      <w:lang w:eastAsia="en-IN"/>
+    </w:rPr>
+  </w:style>
+  <w:style w:type="character" w:styleId="Strong">
+    <w:name w:val="Strong"/>
+    <w:basedOn w:val="DefaultParagraphFont"/>
+    <w:uiPriority w:val="22"/>
+    <w:qFormat/>
+    <w:rsid w:val="00B2377D"/>
+    <w:rPr>
+      <w:b/>
+      <w:bCs/>
+    </w:rPr>
+  </w:style>
+  <w:style w:type="character" w:styleId="HTMLCode">
+    <w:name w:val="HTML Code"/>
+    <w:basedOn w:val="DefaultParagraphFont"/>
+    <w:uiPriority w:val="99"/>
+    <w:semiHidden/>
+    <w:unhideWhenUsed/>
+    <w:rsid w:val="00B2377D"/>
+    <w:rPr>
+      <w:rFonts w:ascii="Courier New" w:eastAsia="Times New Roman" w:hAnsi="Courier New" w:cs="Courier New"/>
+      <w:sz w:val="20"/>
+      <w:szCs w:val="20"/>
+    </w:rPr>
+  </w:style>
 </w:styles>
 </file>
 
